--- a/学习java.docx
+++ b/学习java.docx
@@ -362,6 +362,7 @@
           <w:spacing w:val="0"/>
           <w:sz w:val="21"/>
           <w:szCs w:val="21"/>
+          <w:shd w:val="clear" w:fill="FFFFFF"/>
         </w:rPr>
       </w:pPr>
       <w:r>
@@ -468,6 +469,725 @@
         </w:rPr>
         <w:t>，极限编程的创始人</w:t>
       </w:r>
+    </w:p>
+    <w:p>
+      <w:pPr>
+        <w:pStyle w:val="6"/>
+        <w:keepNext w:val="0"/>
+        <w:keepLines w:val="0"/>
+        <w:widowControl/>
+        <w:suppressLineNumbers w:val="0"/>
+        <w:shd w:val="clear" w:fill="FFFFFF"/>
+        <w:spacing w:before="0" w:beforeAutospacing="0" w:after="192" w:afterAutospacing="0"/>
+        <w:ind w:left="0" w:firstLine="0"/>
+        <w:rPr>
+          <w:rFonts w:hint="eastAsia" w:ascii="宋体" w:hAnsi="宋体" w:eastAsia="宋体" w:cs="宋体"/>
+          <w:i w:val="0"/>
+          <w:iCs w:val="0"/>
+          <w:caps w:val="0"/>
+          <w:color w:val="1F2328"/>
+          <w:spacing w:val="0"/>
+          <w:sz w:val="21"/>
+          <w:szCs w:val="21"/>
+          <w:shd w:val="clear" w:fill="FFFFFF"/>
+          <w:lang w:val="en-US" w:eastAsia="zh-CN"/>
+        </w:rPr>
+      </w:pPr>
+      <w:r>
+        <w:rPr>
+          <w:rFonts w:hint="eastAsia" w:ascii="宋体" w:hAnsi="宋体" w:eastAsia="宋体" w:cs="宋体"/>
+          <w:i w:val="0"/>
+          <w:iCs w:val="0"/>
+          <w:caps w:val="0"/>
+          <w:color w:val="1F2328"/>
+          <w:spacing w:val="0"/>
+          <w:sz w:val="21"/>
+          <w:szCs w:val="21"/>
+          <w:shd w:val="clear" w:fill="FFFFFF"/>
+          <w:lang w:val="en-US" w:eastAsia="zh-CN"/>
+        </w:rPr>
+        <w:t>3.</w:t>
+      </w:r>
+      <w:r>
+        <w:rPr>
+          <w:rFonts w:ascii="Segoe UI" w:hAnsi="Segoe UI" w:eastAsia="Segoe UI" w:cs="Segoe UI"/>
+          <w:i w:val="0"/>
+          <w:iCs w:val="0"/>
+          <w:caps w:val="0"/>
+          <w:color w:val="1F2328"/>
+          <w:spacing w:val="0"/>
+          <w:sz w:val="19"/>
+          <w:szCs w:val="19"/>
+          <w:shd w:val="clear" w:fill="FFFFFF"/>
+        </w:rPr>
+        <w:t> </w:t>
+      </w:r>
+      <w:r>
+        <w:rPr>
+          <w:rFonts w:hint="default" w:ascii="Segoe UI" w:hAnsi="Segoe UI" w:eastAsia="Segoe UI" w:cs="Segoe UI"/>
+          <w:i w:val="0"/>
+          <w:iCs w:val="0"/>
+          <w:caps w:val="0"/>
+          <w:color w:val="1F2328"/>
+          <w:spacing w:val="0"/>
+          <w:sz w:val="19"/>
+          <w:szCs w:val="19"/>
+          <w:shd w:val="clear" w:fill="FFFFFF"/>
+        </w:rPr>
+        <w:t>GitHub 的高级工程师</w:t>
+      </w:r>
+      <w:r>
+        <w:rPr>
+          <w:rFonts w:hint="default" w:ascii="Segoe UI" w:hAnsi="Segoe UI" w:eastAsia="Segoe UI" w:cs="Segoe UI"/>
+          <w:i w:val="0"/>
+          <w:iCs w:val="0"/>
+          <w:caps w:val="0"/>
+          <w:color w:val="0969DA"/>
+          <w:spacing w:val="0"/>
+          <w:sz w:val="19"/>
+          <w:szCs w:val="19"/>
+          <w:u w:val="single"/>
+          <w:shd w:val="clear" w:fill="FFFFFF"/>
+        </w:rPr>
+        <w:fldChar w:fldCharType="begin"/>
+      </w:r>
+      <w:r>
+        <w:rPr>
+          <w:rFonts w:hint="default" w:ascii="Segoe UI" w:hAnsi="Segoe UI" w:eastAsia="Segoe UI" w:cs="Segoe UI"/>
+          <w:i w:val="0"/>
+          <w:iCs w:val="0"/>
+          <w:caps w:val="0"/>
+          <w:color w:val="0969DA"/>
+          <w:spacing w:val="0"/>
+          <w:sz w:val="19"/>
+          <w:szCs w:val="19"/>
+          <w:u w:val="single"/>
+          <w:shd w:val="clear" w:fill="FFFFFF"/>
+        </w:rPr>
+        <w:instrText xml:space="preserve"> HYPERLINK "https://www.seangoedecke.com/" </w:instrText>
+      </w:r>
+      <w:r>
+        <w:rPr>
+          <w:rFonts w:hint="default" w:ascii="Segoe UI" w:hAnsi="Segoe UI" w:eastAsia="Segoe UI" w:cs="Segoe UI"/>
+          <w:i w:val="0"/>
+          <w:iCs w:val="0"/>
+          <w:caps w:val="0"/>
+          <w:color w:val="0969DA"/>
+          <w:spacing w:val="0"/>
+          <w:sz w:val="19"/>
+          <w:szCs w:val="19"/>
+          <w:u w:val="single"/>
+          <w:shd w:val="clear" w:fill="FFFFFF"/>
+        </w:rPr>
+        <w:fldChar w:fldCharType="separate"/>
+      </w:r>
+      <w:r>
+        <w:rPr>
+          <w:rStyle w:val="9"/>
+          <w:rFonts w:hint="default" w:ascii="Segoe UI" w:hAnsi="Segoe UI" w:eastAsia="Segoe UI" w:cs="Segoe UI"/>
+          <w:i w:val="0"/>
+          <w:iCs w:val="0"/>
+          <w:caps w:val="0"/>
+          <w:color w:val="0969DA"/>
+          <w:spacing w:val="0"/>
+          <w:sz w:val="19"/>
+          <w:szCs w:val="19"/>
+          <w:u w:val="single"/>
+          <w:shd w:val="clear" w:fill="FFFFFF"/>
+        </w:rPr>
+        <w:t>肖恩·戈德克</w:t>
+      </w:r>
+      <w:r>
+        <w:rPr>
+          <w:rFonts w:hint="default" w:ascii="Segoe UI" w:hAnsi="Segoe UI" w:eastAsia="Segoe UI" w:cs="Segoe UI"/>
+          <w:i w:val="0"/>
+          <w:iCs w:val="0"/>
+          <w:caps w:val="0"/>
+          <w:color w:val="0969DA"/>
+          <w:spacing w:val="0"/>
+          <w:sz w:val="19"/>
+          <w:szCs w:val="19"/>
+          <w:u w:val="single"/>
+          <w:shd w:val="clear" w:fill="FFFFFF"/>
+        </w:rPr>
+        <w:fldChar w:fldCharType="end"/>
+      </w:r>
+      <w:r>
+        <w:rPr>
+          <w:rFonts w:hint="eastAsia" w:ascii="Segoe UI" w:hAnsi="Segoe UI" w:eastAsia="宋体" w:cs="Segoe UI"/>
+          <w:i w:val="0"/>
+          <w:iCs w:val="0"/>
+          <w:caps w:val="0"/>
+          <w:color w:val="0969DA"/>
+          <w:spacing w:val="0"/>
+          <w:sz w:val="19"/>
+          <w:szCs w:val="19"/>
+          <w:u w:val="single"/>
+          <w:shd w:val="clear" w:fill="FFFFFF"/>
+          <w:lang w:val="en-US" w:eastAsia="zh-CN"/>
+        </w:rPr>
+        <w:t>-</w:t>
+      </w:r>
+      <w:r>
+        <w:rPr>
+          <w:rFonts w:hint="default" w:ascii="Segoe UI" w:hAnsi="Segoe UI" w:eastAsia="Segoe UI" w:cs="Segoe UI"/>
+          <w:i w:val="0"/>
+          <w:iCs w:val="0"/>
+          <w:caps w:val="0"/>
+          <w:color w:val="0969DA"/>
+          <w:spacing w:val="0"/>
+          <w:sz w:val="19"/>
+          <w:szCs w:val="19"/>
+          <w:u w:val="single"/>
+          <w:shd w:val="clear" w:fill="FFFFFF"/>
+        </w:rPr>
+        <w:fldChar w:fldCharType="begin"/>
+      </w:r>
+      <w:r>
+        <w:rPr>
+          <w:rFonts w:hint="default" w:ascii="Segoe UI" w:hAnsi="Segoe UI" w:eastAsia="Segoe UI" w:cs="Segoe UI"/>
+          <w:i w:val="0"/>
+          <w:iCs w:val="0"/>
+          <w:caps w:val="0"/>
+          <w:color w:val="0969DA"/>
+          <w:spacing w:val="0"/>
+          <w:sz w:val="19"/>
+          <w:szCs w:val="19"/>
+          <w:u w:val="single"/>
+          <w:shd w:val="clear" w:fill="FFFFFF"/>
+        </w:rPr>
+        <w:instrText xml:space="preserve"> HYPERLINK "https://www.seangoedecke.com/good-system-design/" </w:instrText>
+      </w:r>
+      <w:r>
+        <w:rPr>
+          <w:rFonts w:hint="default" w:ascii="Segoe UI" w:hAnsi="Segoe UI" w:eastAsia="Segoe UI" w:cs="Segoe UI"/>
+          <w:i w:val="0"/>
+          <w:iCs w:val="0"/>
+          <w:caps w:val="0"/>
+          <w:color w:val="0969DA"/>
+          <w:spacing w:val="0"/>
+          <w:sz w:val="19"/>
+          <w:szCs w:val="19"/>
+          <w:u w:val="single"/>
+          <w:shd w:val="clear" w:fill="FFFFFF"/>
+        </w:rPr>
+        <w:fldChar w:fldCharType="separate"/>
+      </w:r>
+      <w:r>
+        <w:rPr>
+          <w:rStyle w:val="9"/>
+          <w:rFonts w:hint="default" w:ascii="Segoe UI" w:hAnsi="Segoe UI" w:eastAsia="Segoe UI" w:cs="Segoe UI"/>
+          <w:i w:val="0"/>
+          <w:iCs w:val="0"/>
+          <w:caps w:val="0"/>
+          <w:color w:val="0969DA"/>
+          <w:spacing w:val="0"/>
+          <w:sz w:val="19"/>
+          <w:szCs w:val="19"/>
+          <w:u w:val="single"/>
+          <w:shd w:val="clear" w:fill="FFFFFF"/>
+        </w:rPr>
+        <w:t>《我所知的良好的系统设计》</w:t>
+      </w:r>
+      <w:r>
+        <w:rPr>
+          <w:rFonts w:hint="default" w:ascii="Segoe UI" w:hAnsi="Segoe UI" w:eastAsia="Segoe UI" w:cs="Segoe UI"/>
+          <w:i w:val="0"/>
+          <w:iCs w:val="0"/>
+          <w:caps w:val="0"/>
+          <w:color w:val="0969DA"/>
+          <w:spacing w:val="0"/>
+          <w:sz w:val="19"/>
+          <w:szCs w:val="19"/>
+          <w:u w:val="single"/>
+          <w:shd w:val="clear" w:fill="FFFFFF"/>
+        </w:rPr>
+        <w:fldChar w:fldCharType="end"/>
+      </w:r>
+      <w:r>
+        <w:rPr>
+          <w:rFonts w:hint="default" w:ascii="Segoe UI" w:hAnsi="Segoe UI" w:eastAsia="Segoe UI" w:cs="Segoe UI"/>
+          <w:i w:val="0"/>
+          <w:iCs w:val="0"/>
+          <w:caps w:val="0"/>
+          <w:color w:val="1F2328"/>
+          <w:spacing w:val="0"/>
+          <w:sz w:val="19"/>
+          <w:szCs w:val="19"/>
+          <w:shd w:val="clear" w:fill="FFFFFF"/>
+        </w:rPr>
+        <w:t>。</w:t>
+      </w:r>
+    </w:p>
+    <w:p>
+      <w:pPr>
+        <w:pStyle w:val="6"/>
+        <w:keepNext w:val="0"/>
+        <w:keepLines w:val="0"/>
+        <w:widowControl/>
+        <w:suppressLineNumbers w:val="0"/>
+      </w:pPr>
+      <w:r>
+        <w:t>1、</w:t>
+      </w:r>
+    </w:p>
+    <w:p>
+      <w:pPr>
+        <w:pStyle w:val="6"/>
+        <w:keepNext w:val="0"/>
+        <w:keepLines w:val="0"/>
+        <w:widowControl/>
+        <w:suppressLineNumbers w:val="0"/>
+      </w:pPr>
+      <w:bookmarkStart w:id="0" w:name="_GoBack"/>
+      <w:bookmarkEnd w:id="0"/>
+      <w:r>
+        <w:t>程序设计是组装代码，系统设计是组装服务。</w:t>
+      </w:r>
+    </w:p>
+    <w:p>
+      <w:pPr>
+        <w:pStyle w:val="6"/>
+        <w:keepNext w:val="0"/>
+        <w:keepLines w:val="0"/>
+        <w:widowControl/>
+        <w:suppressLineNumbers w:val="0"/>
+      </w:pPr>
+      <w:r>
+        <w:t>程序设计的组件是变量、函数、类等，系统设计的组件是服务器、数据库、缓存、队列、事件总线、代理等。</w:t>
+      </w:r>
+    </w:p>
+    <w:p>
+      <w:pPr>
+        <w:pStyle w:val="6"/>
+        <w:keepNext w:val="0"/>
+        <w:keepLines w:val="0"/>
+        <w:widowControl/>
+        <w:suppressLineNumbers w:val="0"/>
+      </w:pPr>
+      <w:r>
+        <w:t>2、</w:t>
+      </w:r>
+    </w:p>
+    <w:p>
+      <w:pPr>
+        <w:pStyle w:val="6"/>
+        <w:keepNext w:val="0"/>
+        <w:keepLines w:val="0"/>
+        <w:widowControl/>
+        <w:suppressLineNumbers w:val="0"/>
+      </w:pPr>
+      <w:r>
+        <w:t>如果一个系统很长时间不出错，它的设计就是良好的。</w:t>
+      </w:r>
+    </w:p>
+    <w:p>
+      <w:pPr>
+        <w:pStyle w:val="6"/>
+        <w:keepNext w:val="0"/>
+        <w:keepLines w:val="0"/>
+        <w:widowControl/>
+        <w:suppressLineNumbers w:val="0"/>
+      </w:pPr>
+      <w:r>
+        <w:t>如果你进一步看了代码，脱口而出：“哈，这比我想的要简单”，或者“这个部分不用我操心，即使出问题也容易解决”，它的设计就是优秀的。</w:t>
+      </w:r>
+    </w:p>
+    <w:p>
+      <w:pPr>
+        <w:pStyle w:val="6"/>
+        <w:keepNext w:val="0"/>
+        <w:keepLines w:val="0"/>
+        <w:widowControl/>
+        <w:suppressLineNumbers w:val="0"/>
+      </w:pPr>
+      <w:r>
+        <w:t>3、</w:t>
+      </w:r>
+    </w:p>
+    <w:p>
+      <w:pPr>
+        <w:pStyle w:val="6"/>
+        <w:keepNext w:val="0"/>
+        <w:keepLines w:val="0"/>
+        <w:widowControl/>
+        <w:suppressLineNumbers w:val="0"/>
+      </w:pPr>
+      <w:r>
+        <w:t>良好的系统设计，总是从一个有效的简单系统发展而来。千万不要从零开始设计一个复杂的系统。</w:t>
+      </w:r>
+    </w:p>
+    <w:p>
+      <w:pPr>
+        <w:pStyle w:val="6"/>
+        <w:keepNext w:val="0"/>
+        <w:keepLines w:val="0"/>
+        <w:widowControl/>
+        <w:suppressLineNumbers w:val="0"/>
+      </w:pPr>
+      <w:r>
+        <w:t>4、</w:t>
+      </w:r>
+    </w:p>
+    <w:p>
+      <w:pPr>
+        <w:pStyle w:val="6"/>
+        <w:keepNext w:val="0"/>
+        <w:keepLines w:val="0"/>
+        <w:widowControl/>
+        <w:suppressLineNumbers w:val="0"/>
+      </w:pPr>
+      <w:r>
+        <w:t>系统设计的难点在于状态。尽量采用无状态组件，最小化“有状态组件”的数量。</w:t>
+      </w:r>
+    </w:p>
+    <w:p>
+      <w:pPr>
+        <w:pStyle w:val="6"/>
+        <w:keepNext w:val="0"/>
+        <w:keepLines w:val="0"/>
+        <w:widowControl/>
+        <w:suppressLineNumbers w:val="0"/>
+      </w:pPr>
+      <w:r>
+        <w:t>状态的复杂性在于，你无法简单地重启服务。一旦出错，往往需要手动修复状态。</w:t>
+      </w:r>
+    </w:p>
+    <w:p>
+      <w:pPr>
+        <w:pStyle w:val="6"/>
+        <w:keepNext w:val="0"/>
+        <w:keepLines w:val="0"/>
+        <w:widowControl/>
+        <w:suppressLineNumbers w:val="0"/>
+      </w:pPr>
+      <w:r>
+        <w:t>5、</w:t>
+      </w:r>
+    </w:p>
+    <w:p>
+      <w:pPr>
+        <w:pStyle w:val="6"/>
+        <w:keepNext w:val="0"/>
+        <w:keepLines w:val="0"/>
+        <w:widowControl/>
+        <w:suppressLineNumbers w:val="0"/>
+      </w:pPr>
+      <w:r>
+        <w:t>状态需要保存在数据库。数据库是最重要的系统组件，用来管理状态。</w:t>
+      </w:r>
+    </w:p>
+    <w:p>
+      <w:pPr>
+        <w:pStyle w:val="6"/>
+        <w:keepNext w:val="0"/>
+        <w:keepLines w:val="0"/>
+        <w:widowControl/>
+        <w:suppressLineNumbers w:val="0"/>
+      </w:pPr>
+      <w:r>
+        <w:t>数据库的设计目标是每张表易于理解：打开看一下表结构，就能大致了解存储的数据内容及其原因。</w:t>
+      </w:r>
+    </w:p>
+    <w:p>
+      <w:pPr>
+        <w:pStyle w:val="6"/>
+        <w:keepNext w:val="0"/>
+        <w:keepLines w:val="0"/>
+        <w:widowControl/>
+        <w:suppressLineNumbers w:val="0"/>
+      </w:pPr>
+      <w:r>
+        <w:t>千万不要采用复杂的表结构（也就是数据结构），会给代码带来极大的复杂性和性能约束。</w:t>
+      </w:r>
+    </w:p>
+    <w:p>
+      <w:pPr>
+        <w:pStyle w:val="6"/>
+        <w:keepNext w:val="0"/>
+        <w:keepLines w:val="0"/>
+        <w:widowControl/>
+        <w:suppressLineNumbers w:val="0"/>
+      </w:pPr>
+      <w:r>
+        <w:t>6、</w:t>
+      </w:r>
+    </w:p>
+    <w:p>
+      <w:pPr>
+        <w:pStyle w:val="6"/>
+        <w:keepNext w:val="0"/>
+        <w:keepLines w:val="0"/>
+        <w:widowControl/>
+        <w:suppressLineNumbers w:val="0"/>
+      </w:pPr>
+      <w:r>
+        <w:t>数据库往往是系统瓶颈，因为每个页面请求可能要调用数十次、数百次数据库，而且是按顺序调用。</w:t>
+      </w:r>
+    </w:p>
+    <w:p>
+      <w:pPr>
+        <w:pStyle w:val="6"/>
+        <w:keepNext w:val="0"/>
+        <w:keepLines w:val="0"/>
+        <w:widowControl/>
+        <w:suppressLineNumbers w:val="0"/>
+      </w:pPr>
+      <w:r>
+        <w:t>为了避免瓶颈，数据库可以做成一个写入节点和多个只读副本。数据查询都发往只读副本，数据写入发往写入节点。</w:t>
+      </w:r>
+    </w:p>
+    <w:p>
+      <w:pPr>
+        <w:pStyle w:val="6"/>
+        <w:keepNext w:val="0"/>
+        <w:keepLines w:val="0"/>
+        <w:widowControl/>
+        <w:suppressLineNumbers w:val="0"/>
+      </w:pPr>
+      <w:r>
+        <w:t>写入节点与只读副本之间，存在数据复制延迟。如果更新一条记录后，你需要立即读取它，那么可以将数据放入内存，写入数据库成功后从内存读取。</w:t>
+      </w:r>
+    </w:p>
+    <w:p>
+      <w:pPr>
+        <w:pStyle w:val="6"/>
+        <w:keepNext w:val="0"/>
+        <w:keepLines w:val="0"/>
+        <w:widowControl/>
+        <w:suppressLineNumbers w:val="0"/>
+      </w:pPr>
+      <w:r>
+        <w:t>7、</w:t>
+      </w:r>
+    </w:p>
+    <w:p>
+      <w:pPr>
+        <w:pStyle w:val="6"/>
+        <w:keepNext w:val="0"/>
+        <w:keepLines w:val="0"/>
+        <w:widowControl/>
+        <w:suppressLineNumbers w:val="0"/>
+      </w:pPr>
+      <w:r>
+        <w:t>耗时的操作要拆分出来，放在后台作业（即系统外部的单独服务），排队完成。</w:t>
+      </w:r>
+    </w:p>
+    <w:p>
+      <w:pPr>
+        <w:pStyle w:val="6"/>
+        <w:keepNext w:val="0"/>
+        <w:keepLines w:val="0"/>
+        <w:widowControl/>
+        <w:suppressLineNumbers w:val="0"/>
+      </w:pPr>
+      <w:r>
+        <w:t>后台作业主要分成两个组件：一个队列服务，一个作业运行器（从队列中获取任务并执行）。</w:t>
+      </w:r>
+    </w:p>
+    <w:p>
+      <w:pPr>
+        <w:pStyle w:val="6"/>
+        <w:keepNext w:val="0"/>
+        <w:keepLines w:val="0"/>
+        <w:widowControl/>
+        <w:suppressLineNumbers w:val="0"/>
+      </w:pPr>
+      <w:r>
+        <w:t>队列任务的软件，可以用 Redis（需要尽快执行的任务），也可以用数据库（不着急的任务）。</w:t>
+      </w:r>
+    </w:p>
+    <w:p>
+      <w:pPr>
+        <w:pStyle w:val="6"/>
+        <w:keepNext w:val="0"/>
+        <w:keepLines w:val="0"/>
+        <w:widowControl/>
+        <w:suppressLineNumbers w:val="0"/>
+      </w:pPr>
+      <w:r>
+        <w:t>8、</w:t>
+      </w:r>
+    </w:p>
+    <w:p>
+      <w:pPr>
+        <w:pStyle w:val="6"/>
+        <w:keepNext w:val="0"/>
+        <w:keepLines w:val="0"/>
+        <w:widowControl/>
+        <w:suppressLineNumbers w:val="0"/>
+      </w:pPr>
+      <w:r>
+        <w:t>如果数据的生成速度和读取速度不匹配，经典解决方案就是缓存。</w:t>
+      </w:r>
+    </w:p>
+    <w:p>
+      <w:pPr>
+        <w:pStyle w:val="6"/>
+        <w:keepNext w:val="0"/>
+        <w:keepLines w:val="0"/>
+        <w:widowControl/>
+        <w:suppressLineNumbers w:val="0"/>
+      </w:pPr>
+      <w:r>
+        <w:t>缓存的最简单做法，就是把数据保存在内存，否则就使用专门的键值存储软件（比如 Redis 或 Memcached），后者的好处是多个服务器可以共享缓存。</w:t>
+      </w:r>
+    </w:p>
+    <w:p>
+      <w:pPr>
+        <w:pStyle w:val="6"/>
+        <w:keepNext w:val="0"/>
+        <w:keepLines w:val="0"/>
+        <w:widowControl/>
+        <w:suppressLineNumbers w:val="0"/>
+      </w:pPr>
+      <w:r>
+        <w:t>初级工程师希望缓存所有内容，而高级工程师希望尽量少用缓存。因为缓存是状态的来源，不可避免需要校验状态和处理状态过期。</w:t>
+      </w:r>
+    </w:p>
+    <w:p>
+      <w:pPr>
+        <w:pStyle w:val="6"/>
+        <w:keepNext w:val="0"/>
+        <w:keepLines w:val="0"/>
+        <w:widowControl/>
+        <w:suppressLineNumbers w:val="0"/>
+      </w:pPr>
+      <w:r>
+        <w:t>9、</w:t>
+      </w:r>
+    </w:p>
+    <w:p>
+      <w:pPr>
+        <w:pStyle w:val="6"/>
+        <w:keepNext w:val="0"/>
+        <w:keepLines w:val="0"/>
+        <w:widowControl/>
+        <w:suppressLineNumbers w:val="0"/>
+      </w:pPr>
+      <w:r>
+        <w:t>除了缓存和后台作业，大型系统通常还有事件中心，一般用的是 Kafka。</w:t>
+      </w:r>
+    </w:p>
+    <w:p>
+      <w:pPr>
+        <w:pStyle w:val="6"/>
+        <w:keepNext w:val="0"/>
+        <w:keepLines w:val="0"/>
+        <w:widowControl/>
+        <w:suppressLineNumbers w:val="0"/>
+      </w:pPr>
+      <w:r>
+        <w:t>事件中心也是一个队列，存放的是“某件事发生了”的消息。比如，用户注册触发了“新帐户创建”事件，该事件就放入事件中心，然后由事件中心去通知订阅该事件的多个服务：发送欢迎电子邮件、设置个人空间等等。</w:t>
+      </w:r>
+    </w:p>
+    <w:p>
+      <w:pPr>
+        <w:pStyle w:val="6"/>
+        <w:keepNext w:val="0"/>
+        <w:keepLines w:val="0"/>
+        <w:widowControl/>
+        <w:suppressLineNumbers w:val="0"/>
+      </w:pPr>
+      <w:r>
+        <w:t>事件中心适用于，发送事件的代码不关心其他服务如何处理事件，或者事件量很大且对响应时间不太敏感。</w:t>
+      </w:r>
+    </w:p>
+    <w:p>
+      <w:pPr>
+        <w:pStyle w:val="6"/>
+        <w:keepNext w:val="0"/>
+        <w:keepLines w:val="0"/>
+        <w:widowControl/>
+        <w:suppressLineNumbers w:val="0"/>
+      </w:pPr>
+      <w:r>
+        <w:t>不要过度使用事件，很多时候，更简单的做法是让一个服务请求另一个服务的 API。</w:t>
+      </w:r>
+    </w:p>
+    <w:p>
+      <w:pPr>
+        <w:pStyle w:val="6"/>
+        <w:keepNext w:val="0"/>
+        <w:keepLines w:val="0"/>
+        <w:widowControl/>
+        <w:suppressLineNumbers w:val="0"/>
+      </w:pPr>
+      <w:r>
+        <w:t>为了便于除错，所有日志最好都放在一起，你可以立即看到另一个服务的响应。</w:t>
+      </w:r>
+    </w:p>
+    <w:p>
+      <w:pPr>
+        <w:pStyle w:val="6"/>
+        <w:keepNext w:val="0"/>
+        <w:keepLines w:val="0"/>
+        <w:widowControl/>
+        <w:suppressLineNumbers w:val="0"/>
+      </w:pPr>
+      <w:r>
+        <w:t>10、推拉</w:t>
+      </w:r>
+    </w:p>
+    <w:p>
+      <w:pPr>
+        <w:pStyle w:val="6"/>
+        <w:keepNext w:val="0"/>
+        <w:keepLines w:val="0"/>
+        <w:widowControl/>
+        <w:suppressLineNumbers w:val="0"/>
+      </w:pPr>
+      <w:r>
+        <w:t>如果数据需要传送到多处，有拉取（pull）和推送（push）两种选择。</w:t>
+      </w:r>
+    </w:p>
+    <w:p>
+      <w:pPr>
+        <w:pStyle w:val="6"/>
+        <w:keepNext w:val="0"/>
+        <w:keepLines w:val="0"/>
+        <w:widowControl/>
+        <w:suppressLineNumbers w:val="0"/>
+      </w:pPr>
+      <w:r>
+        <w:t>一般来说，拉取比较简单（比如大多数网站采用的轮询），推送更节省资源，不需要用户主动请求数据，一旦后端数据发生变化，服务器主动将数据推送给每个客户端。</w:t>
+      </w:r>
+    </w:p>
+    <w:p>
+      <w:pPr>
+        <w:pStyle w:val="6"/>
+        <w:keepNext w:val="0"/>
+        <w:keepLines w:val="0"/>
+        <w:widowControl/>
+        <w:suppressLineNumbers w:val="0"/>
+      </w:pPr>
+      <w:r>
+        <w:t>如果你确实需要向100万个客户端提供最新数据（就像 GMail 那样），应该采用推送还是拉取？这要视情况而定。如果采用推送，就要把每次推送放入一个事件队列，并让一大群事件处理器从队列中拉取数据并推送。如果采用拉取，就要部署一堆（比如100台）快速的只读缓存服务器，处理所有读取流量。</w:t>
+      </w:r>
+    </w:p>
+    <w:p>
+      <w:pPr>
+        <w:pStyle w:val="6"/>
+        <w:keepNext w:val="0"/>
+        <w:keepLines w:val="0"/>
+        <w:widowControl/>
+        <w:suppressLineNumbers w:val="0"/>
+        <w:shd w:val="clear" w:fill="FFFFFF"/>
+        <w:spacing w:before="0" w:beforeAutospacing="0" w:after="192" w:afterAutospacing="0"/>
+        <w:ind w:left="0" w:firstLine="0"/>
+        <w:rPr>
+          <w:rFonts w:hint="default" w:ascii="宋体" w:hAnsi="宋体" w:eastAsia="宋体" w:cs="宋体"/>
+          <w:i w:val="0"/>
+          <w:iCs w:val="0"/>
+          <w:caps w:val="0"/>
+          <w:color w:val="1F2328"/>
+          <w:spacing w:val="0"/>
+          <w:sz w:val="21"/>
+          <w:szCs w:val="21"/>
+          <w:shd w:val="clear" w:fill="FFFFFF"/>
+          <w:lang w:val="en-US" w:eastAsia="zh-CN"/>
+        </w:rPr>
+      </w:pPr>
     </w:p>
     <w:p>
       <w:pPr>
@@ -1298,8 +2018,6 @@
           <w:lang w:val="en-US" w:eastAsia="zh-CN"/>
         </w:rPr>
       </w:pPr>
-      <w:bookmarkStart w:id="0" w:name="_GoBack"/>
-      <w:bookmarkEnd w:id="0"/>
       <w:r>
         <w:rPr>
           <w:rFonts w:hint="default"/>
